--- a/books/Let's Talk Finance/cover/Let's Talk Finance 2 - Cover.docx
+++ b/books/Let's Talk Finance/cover/Let's Talk Finance 2 - Cover.docx
@@ -54,7 +54,7 @@
                               <w:spacing w:after="0" w:line="216" w:lineRule="auto"/>
                               <w:jc w:val="center"/>
                               <w:rPr>
-                                <w:rFonts w:ascii="Segoe UI Black" w:hAnsi="Segoe UI Black" w:cs="Segoe UI Semibold" w:hint="eastAsia"/>
+                                <w:rFonts w:ascii="Segoe UI Black" w:hAnsi="Segoe UI Black" w:cs="Segoe UI Semibold"/>
                                 <w:color w:val="FDE047"/>
                                 <w:sz w:val="192"/>
                                 <w:szCs w:val="192"/>
@@ -622,14 +622,14 @@
                             </w:r>
                             <w:r>
                               <w:rPr>
-                                <w:rFonts w:ascii="Segoe UI" w:hAnsi="Segoe UI" w:cs="Segoe UI" w:hint="eastAsia"/>
+                                <w:rFonts w:ascii="Segoe UI" w:hAnsi="Segoe UI" w:cs="Segoe UI"/>
                                 <w:b/>
                                 <w:bCs/>
                                 <w:color w:val="CBD5E1"/>
                                 <w:sz w:val="32"/>
                                 <w:szCs w:val="32"/>
                               </w:rPr>
-                              <w:t xml:space="preserve"> 1</w:t>
+                              <w:t xml:space="preserve"> 2</w:t>
                             </w:r>
                             <w:r>
                               <w:rPr>
@@ -638,7 +638,7 @@
                                 <w:sz w:val="32"/>
                                 <w:szCs w:val="32"/>
                               </w:rPr>
-                              <w:t xml:space="preserve"> presents 20 engaging reading articles on real-world financial themes. Each unit develops both knowledge and language skills through carefully structured reading passages followed by upper-intermediate level discussion questions that promote critical thinking and debate.</w:t>
+                              <w:t xml:space="preserve"> presents 20 further reading articles on real-world financial themes. Each topic pairs a carefully sourced reading with a vocabulary focus, reading-comprehension questions and upper-intermediate level discussion questions that promote critical thinking and debate, all backed by numbered source notes.</w:t>
                             </w:r>
                           </w:p>
                           <w:p>
@@ -679,7 +679,11 @@
           </mc:Choice>
           <mc:Fallback>
             <w:pict>
-              <v:shape w14:anchorId="5A7296D7" id="_x0000_s1029" type="#_x0000_t202" style="position:absolute;margin-left:88.75pt;margin-top:127.6pt;width:361.15pt;height:346.1pt;z-index:251659264;visibility:visible;mso-wrap-style:square;mso-width-percent:0;mso-height-percent:0;mso-wrap-distance-left:9pt;mso-wrap-distance-top:3.6pt;mso-wrap-distance-right:9pt;mso-wrap-distance-bottom:3.6pt;mso-position-horizontal:absolute;mso-position-horizontal-relative:text;mso-position-vertical:absolute;mso-position-vertical-relative:text;mso-width-percent:0;mso-height-percent:0;mso-width-relative:margin;mso-height-relative:margin;v-text-anchor:top" o:gfxdata="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" filled="f" stroked="f">
+              <v:shapetype w14:anchorId="5A7296D7" id="_x0000_t202" coordsize="21600,21600" o:spt="202" path="m,l,21600r21600,l21600,xe">
+                <v:stroke joinstyle="miter"/>
+                <v:path gradientshapeok="t" o:connecttype="rect"/>
+              </v:shapetype>
+              <v:shape id="_x0000_s1029" type="#_x0000_t202" style="position:absolute;margin-left:88.75pt;margin-top:127.6pt;width:361.15pt;height:346.1pt;z-index:251659264;visibility:visible;mso-wrap-style:square;mso-width-percent:0;mso-height-percent:0;mso-wrap-distance-left:9pt;mso-wrap-distance-top:3.6pt;mso-wrap-distance-right:9pt;mso-wrap-distance-bottom:3.6pt;mso-position-horizontal:absolute;mso-position-horizontal-relative:text;mso-position-vertical:absolute;mso-position-vertical-relative:text;mso-width-percent:0;mso-height-percent:0;mso-width-relative:margin;mso-height-relative:margin;v-text-anchor:top" o:gfxdata="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" filled="f" stroked="f">
                 <v:textbox>
                   <w:txbxContent>
                     <w:p>
@@ -704,14 +708,14 @@
                       </w:r>
                       <w:r>
                         <w:rPr>
-                          <w:rFonts w:ascii="Segoe UI" w:hAnsi="Segoe UI" w:cs="Segoe UI" w:hint="eastAsia"/>
+                          <w:rFonts w:ascii="Segoe UI" w:hAnsi="Segoe UI" w:cs="Segoe UI"/>
                           <w:b/>
                           <w:bCs/>
                           <w:color w:val="CBD5E1"/>
                           <w:sz w:val="32"/>
                           <w:szCs w:val="32"/>
                         </w:rPr>
-                        <w:t xml:space="preserve"> 1</w:t>
+                        <w:t xml:space="preserve"> 2</w:t>
                       </w:r>
                       <w:r>
                         <w:rPr>
@@ -720,7 +724,7 @@
                           <w:sz w:val="32"/>
                           <w:szCs w:val="32"/>
                         </w:rPr>
-                        <w:t xml:space="preserve"> presents 20 engaging reading articles on real-world financial themes. Each unit develops both knowledge and language skills through carefully structured reading passages followed by upper-intermediate level discussion questions that promote critical thinking and debate.</w:t>
+                        <w:t xml:space="preserve"> presents 20 further reading articles on real-world financial themes. Each topic pairs a carefully sourced reading with a vocabulary focus, reading-comprehension questions and upper-intermediate level discussion questions that promote critical thinking and debate, all backed by numbered source notes.</w:t>
                       </w:r>
                     </w:p>
                     <w:p>

--- a/books/Let's Talk Finance/cover/Let's Talk Finance 2 - Cover.docx
+++ b/books/Let's Talk Finance/cover/Let's Talk Finance 2 - Cover.docx
@@ -10,16 +10,418 @@
         <mc:AlternateContent>
           <mc:Choice Requires="wps">
             <w:drawing>
-              <wp:anchor distT="45720" distB="45720" distL="114300" distR="114300" simplePos="0" relativeHeight="251664384" behindDoc="0" locked="0" layoutInCell="1" allowOverlap="1" wp14:anchorId="7A84AB10" wp14:editId="7D779D37">
+              <wp:anchor distT="45720" distB="45720" distL="114300" distR="114300" simplePos="0" relativeHeight="251659264" behindDoc="0" locked="0" layoutInCell="1" allowOverlap="1" wp14:anchorId="5A7296D7" wp14:editId="0EED138D">
                 <wp:simplePos x="0" y="0"/>
-                <wp:positionH relativeFrom="column">
-                  <wp:posOffset>8105775</wp:posOffset>
+                <wp:positionH relativeFrom="page">
+                  <wp:posOffset>1080135</wp:posOffset>
                 </wp:positionH>
-                <wp:positionV relativeFrom="paragraph">
-                  <wp:posOffset>932180</wp:posOffset>
+                <wp:positionV relativeFrom="page">
+                  <wp:posOffset>1440180</wp:posOffset>
                 </wp:positionV>
-                <wp:extent cx="2360930" cy="2679700"/>
-                <wp:effectExtent l="0" t="0" r="0" b="6350"/>
+                <wp:extent cx="5400000" cy="5720400"/>
+                <wp:effectExtent l="0" t="0" r="0" b="0"/>
+                <wp:wrapSquare wrapText="bothSides"/>
+                <wp:docPr id="217" name="Text Box 2"/>
+                <wp:cNvGraphicFramePr>
+                  <a:graphicFrameLocks xmlns:a="http://schemas.openxmlformats.org/drawingml/2006/main"/>
+                </wp:cNvGraphicFramePr>
+                <a:graphic xmlns:a="http://schemas.openxmlformats.org/drawingml/2006/main">
+                  <a:graphicData uri="http://schemas.microsoft.com/office/word/2010/wordprocessingShape">
+                    <wps:wsp>
+                      <wps:cNvSpPr txBox="1">
+                        <a:spLocks noChangeArrowheads="1"/>
+                      </wps:cNvSpPr>
+                      <wps:spPr bwMode="auto">
+                        <a:xfrm>
+                          <a:off x="0" y="0"/>
+                          <a:ext cx="5400000" cy="5720400"/>
+                        </a:xfrm>
+                        <a:prstGeom prst="rect">
+                          <a:avLst/>
+                        </a:prstGeom>
+                        <a:noFill/>
+                        <a:ln w="9525">
+                          <a:noFill/>
+                          <a:miter lim="800000"/>
+                          <a:headEnd/>
+                          <a:tailEnd/>
+                        </a:ln>
+                      </wps:spPr>
+                      <wps:txbx>
+                        <w:txbxContent>
+                          <w:p>
+                            <w:pPr>
+                              <w:rPr>
+                                <w:rFonts w:ascii="Segoe UI" w:hAnsi="Segoe UI" w:cs="Segoe UI"/>
+                                <w:color w:val="CBD5E1"/>
+                                <w:sz w:val="32"/>
+                                <w:szCs w:val="32"/>
+                              </w:rPr>
+                            </w:pPr>
+                            <w:r>
+                              <w:rPr>
+                                <w:rFonts w:ascii="Segoe UI" w:hAnsi="Segoe UI" w:cs="Segoe UI"/>
+                                <w:b/>
+                                <w:bCs/>
+                                <w:color w:val="CBD5E1"/>
+                                <w:sz w:val="32"/>
+                                <w:szCs w:val="32"/>
+                              </w:rPr>
+                              <w:t>Let’s Talk Finance</w:t>
+                            </w:r>
+                            <w:r>
+                              <w:rPr>
+                                <w:rFonts w:ascii="Segoe UI" w:hAnsi="Segoe UI" w:cs="Segoe UI"/>
+                                <w:b/>
+                                <w:bCs/>
+                                <w:color w:val="CBD5E1"/>
+                                <w:sz w:val="32"/>
+                                <w:szCs w:val="32"/>
+                              </w:rPr>
+                              <w:t xml:space="preserve"> 2</w:t>
+                            </w:r>
+                            <w:r>
+                              <w:rPr>
+                                <w:rFonts w:ascii="Segoe UI" w:hAnsi="Segoe UI" w:cs="Segoe UI"/>
+                                <w:color w:val="CBD5E1"/>
+                                <w:sz w:val="32"/>
+                                <w:szCs w:val="32"/>
+                              </w:rPr>
+                              <w:t xml:space="preserve"> presents 20 further reading articles on real-world financial themes. Each topic pairs a carefully sourced reading with a vocabulary focus, reading-comprehension questions and upper-intermediate level discussion questions that promote critical thinking and debate, all backed by numbered source notes.</w:t>
+                            </w:r>
+                          </w:p>
+                          <w:p>
+                            <w:pPr>
+                              <w:rPr>
+                                <w:rFonts w:ascii="Segoe UI" w:hAnsi="Segoe UI" w:cs="Segoe UI"/>
+                                <w:color w:val="CBD5E1"/>
+                                <w:sz w:val="32"/>
+                                <w:szCs w:val="32"/>
+                              </w:rPr>
+                            </w:pPr>
+                            <w:r>
+                              <w:rPr>
+                                <w:rFonts w:ascii="Segoe UI" w:hAnsi="Segoe UI" w:cs="Segoe UI"/>
+                                <w:color w:val="CBD5E1"/>
+                                <w:sz w:val="32"/>
+                                <w:szCs w:val="32"/>
+                              </w:rPr>
+                              <w:t>Designed for upper-intermediate learners and above, this textbook is perfect for students and professionals who wish to sharpen their English fluency while deepening their understanding of key finance concepts.</w:t>
+                            </w:r>
+                          </w:p>
+                          <w:p>
+                            <w:pPr>
+                              <w:rPr>
+                                <w:rFonts w:ascii="Segoe UI" w:hAnsi="Segoe UI" w:cs="Segoe UI"/>
+                                <w:color w:val="CBD5E1"/>
+                                <w:sz w:val="32"/>
+                                <w:szCs w:val="32"/>
+                              </w:rPr>
+                            </w:pPr>
+                          </w:p>
+                          <w:p>
+                            <w:pPr>
+                              <w:spacing w:after="0"/>
+                              <w:rPr>
+                                <w:rFonts w:ascii="Segoe UI" w:hAnsi="Segoe UI" w:cs="Segoe UI"/>
+                                <w:color w:val="CBD5E1"/>
+                                <w:sz w:val="32"/>
+                                <w:szCs w:val="32"/>
+                              </w:rPr>
+                            </w:pPr>
+                            <w:r>
+                              <w:rPr>
+                                <w:rFonts w:ascii="Segoe UI" w:hAnsi="Segoe UI" w:cs="Segoe UI"/>
+                                <w:color w:val="CBD5E1"/>
+                                <w:sz w:val="32"/>
+                                <w:szCs w:val="32"/>
+                              </w:rPr>
+                              <w:t>Part 1: Personal Finance and Household Money</w:t>
+                            </w:r>
+                          </w:p>
+                          <w:p>
+                            <w:pPr>
+                              <w:spacing w:after="0"/>
+                              <w:rPr>
+                                <w:rFonts w:ascii="Segoe UI" w:hAnsi="Segoe UI" w:cs="Segoe UI"/>
+                                <w:color w:val="CBD5E1"/>
+                                <w:sz w:val="32"/>
+                                <w:szCs w:val="32"/>
+                              </w:rPr>
+                            </w:pPr>
+                            <w:r>
+                              <w:rPr>
+                                <w:rFonts w:ascii="Segoe UI" w:hAnsi="Segoe UI" w:cs="Segoe UI"/>
+                                <w:color w:val="CBD5E1"/>
+                                <w:sz w:val="32"/>
+                                <w:szCs w:val="32"/>
+                              </w:rPr>
+                              <w:t>Part 2: Companies, Work and Money</w:t>
+                            </w:r>
+                          </w:p>
+                          <w:p>
+                            <w:pPr>
+                              <w:spacing w:after="0"/>
+                              <w:rPr>
+                                <w:rFonts w:ascii="Segoe UI" w:hAnsi="Segoe UI" w:cs="Segoe UI"/>
+                                <w:color w:val="CBD5E1"/>
+                                <w:sz w:val="32"/>
+                                <w:szCs w:val="32"/>
+                              </w:rPr>
+                            </w:pPr>
+                            <w:r>
+                              <w:rPr>
+                                <w:rFonts w:ascii="Segoe UI" w:hAnsi="Segoe UI" w:cs="Segoe UI"/>
+                                <w:color w:val="CBD5E1"/>
+                                <w:sz w:val="32"/>
+                                <w:szCs w:val="32"/>
+                              </w:rPr>
+                              <w:t>Part 3: Markets, Risk and the Global Economy</w:t>
+                            </w:r>
+                          </w:p>
+                          <w:p>
+                            <w:pPr>
+                              <w:spacing w:after="0"/>
+                              <w:rPr>
+                                <w:rFonts w:ascii="Segoe UI" w:hAnsi="Segoe UI" w:cs="Segoe UI"/>
+                                <w:color w:val="CBD5E1"/>
+                                <w:sz w:val="32"/>
+                                <w:szCs w:val="32"/>
+                              </w:rPr>
+                            </w:pPr>
+                            <w:r>
+                              <w:rPr>
+                                <w:rFonts w:ascii="Segoe UI" w:hAnsi="Segoe UI" w:cs="Segoe UI"/>
+                                <w:color w:val="CBD5E1"/>
+                                <w:sz w:val="32"/>
+                                <w:szCs w:val="32"/>
+                              </w:rPr>
+                              <w:t>Part 4: Money, Society and the Future</w:t>
+                            </w:r>
+                          </w:p>
+                          <w:p>
+                            <w:pPr>
+                              <w:spacing w:after="0"/>
+                              <w:rPr>
+                                <w:rFonts w:ascii="Segoe UI" w:hAnsi="Segoe UI" w:cs="Segoe UI"/>
+                                <w:color w:val="CBD5E1"/>
+                                <w:sz w:val="32"/>
+                                <w:szCs w:val="32"/>
+                              </w:rPr>
+                            </w:pPr>
+                          </w:p>
+                        </w:txbxContent>
+                      </wps:txbx>
+                      <wps:bodyPr rot="0" vert="horz" wrap="square" lIns="91440" tIns="45720" rIns="91440" bIns="45720" anchor="t" anchorCtr="0">
+                        <a:noAutofit/>
+                      </wps:bodyPr>
+                    </wps:wsp>
+                  </a:graphicData>
+                </a:graphic>
+                <wp14:sizeRelH relativeFrom="margin">
+                  <wp14:pctWidth>0</wp14:pctWidth>
+                </wp14:sizeRelH>
+                <wp14:sizeRelV relativeFrom="margin">
+                  <wp14:pctHeight>0</wp14:pctHeight>
+                </wp14:sizeRelV>
+              </wp:anchor>
+            </w:drawing>
+          </mc:Choice>
+          <mc:Fallback>
+            <w:pict>
+              <v:shapetype w14:anchorId="5A7296D7" id="_x0000_t202" coordsize="21600,21600" o:spt="202" path="m,l,21600r21600,l21600,xe">
+                <v:stroke joinstyle="miter"/>
+                <v:path gradientshapeok="t" o:connecttype="rect"/>
+              </v:shapetype>
+              <v:shape id="Text Box 2" o:spid="_x0000_s1026" type="#_x0000_t202" style="position:absolute;margin-left:85.05pt;margin-top:113.4pt;width:425.2pt;height:450.45pt;z-index:251659264;visibility:visible;mso-wrap-style:square;mso-width-percent:0;mso-height-percent:0;mso-wrap-distance-left:9pt;mso-wrap-distance-top:3.6pt;mso-wrap-distance-right:9pt;mso-wrap-distance-bottom:3.6pt;mso-position-horizontal:absolute;mso-position-horizontal-relative:page;mso-position-vertical:absolute;mso-position-vertical-relative:page;mso-width-percent:0;mso-height-percent:0;mso-width-relative:margin;mso-height-relative:margin;v-text-anchor:top" o:gfxdata="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" filled="f" stroked="f">
+                <v:textbox>
+                  <w:txbxContent>
+                    <w:p>
+                      <w:pPr>
+                        <w:rPr>
+                          <w:rFonts w:ascii="Segoe UI" w:hAnsi="Segoe UI" w:cs="Segoe UI"/>
+                          <w:color w:val="CBD5E1"/>
+                          <w:sz w:val="32"/>
+                          <w:szCs w:val="32"/>
+                        </w:rPr>
+                      </w:pPr>
+                      <w:r>
+                        <w:rPr>
+                          <w:rFonts w:ascii="Segoe UI" w:hAnsi="Segoe UI" w:cs="Segoe UI"/>
+                          <w:b/>
+                          <w:bCs/>
+                          <w:color w:val="CBD5E1"/>
+                          <w:sz w:val="32"/>
+                          <w:szCs w:val="32"/>
+                        </w:rPr>
+                        <w:t>Let’s Talk Finance</w:t>
+                      </w:r>
+                      <w:r>
+                        <w:rPr>
+                          <w:rFonts w:ascii="Segoe UI" w:hAnsi="Segoe UI" w:cs="Segoe UI"/>
+                          <w:b/>
+                          <w:bCs/>
+                          <w:color w:val="CBD5E1"/>
+                          <w:sz w:val="32"/>
+                          <w:szCs w:val="32"/>
+                        </w:rPr>
+                        <w:t xml:space="preserve"> 2</w:t>
+                      </w:r>
+                      <w:r>
+                        <w:rPr>
+                          <w:rFonts w:ascii="Segoe UI" w:hAnsi="Segoe UI" w:cs="Segoe UI"/>
+                          <w:color w:val="CBD5E1"/>
+                          <w:sz w:val="32"/>
+                          <w:szCs w:val="32"/>
+                        </w:rPr>
+                        <w:t xml:space="preserve"> presents 20 further reading articles on real-world financial themes. Each topic pairs a carefully sourced reading with a vocabulary focus, reading-comprehension questions and upper-intermediate level discussion questions that promote critical thinking and debate, all backed by numbered source notes.</w:t>
+                      </w:r>
+                    </w:p>
+                    <w:p>
+                      <w:pPr>
+                        <w:rPr>
+                          <w:rFonts w:ascii="Segoe UI" w:hAnsi="Segoe UI" w:cs="Segoe UI"/>
+                          <w:color w:val="CBD5E1"/>
+                          <w:sz w:val="32"/>
+                          <w:szCs w:val="32"/>
+                        </w:rPr>
+                      </w:pPr>
+                      <w:r>
+                        <w:rPr>
+                          <w:rFonts w:ascii="Segoe UI" w:hAnsi="Segoe UI" w:cs="Segoe UI"/>
+                          <w:color w:val="CBD5E1"/>
+                          <w:sz w:val="32"/>
+                          <w:szCs w:val="32"/>
+                        </w:rPr>
+                        <w:t>Designed for upper-intermediate learners and above, this textbook is perfect for students and professionals who wish to sharpen their English fluency while deepening their understanding of key finance concepts.</w:t>
+                      </w:r>
+                    </w:p>
+                    <w:p>
+                      <w:pPr>
+                        <w:rPr>
+                          <w:rFonts w:ascii="Segoe UI" w:hAnsi="Segoe UI" w:cs="Segoe UI"/>
+                          <w:color w:val="CBD5E1"/>
+                          <w:sz w:val="32"/>
+                          <w:szCs w:val="32"/>
+                        </w:rPr>
+                      </w:pPr>
+                    </w:p>
+                    <w:p>
+                      <w:pPr>
+                        <w:spacing w:after="0"/>
+                        <w:rPr>
+                          <w:rFonts w:ascii="Segoe UI" w:hAnsi="Segoe UI" w:cs="Segoe UI"/>
+                          <w:color w:val="CBD5E1"/>
+                          <w:sz w:val="32"/>
+                          <w:szCs w:val="32"/>
+                        </w:rPr>
+                      </w:pPr>
+                      <w:r>
+                        <w:rPr>
+                          <w:rFonts w:ascii="Segoe UI" w:hAnsi="Segoe UI" w:cs="Segoe UI"/>
+                          <w:color w:val="CBD5E1"/>
+                          <w:sz w:val="32"/>
+                          <w:szCs w:val="32"/>
+                        </w:rPr>
+                        <w:t>Part 1: Personal Finance and Household Money</w:t>
+                      </w:r>
+                    </w:p>
+                    <w:p>
+                      <w:pPr>
+                        <w:spacing w:after="0"/>
+                        <w:rPr>
+                          <w:rFonts w:ascii="Segoe UI" w:hAnsi="Segoe UI" w:cs="Segoe UI"/>
+                          <w:color w:val="CBD5E1"/>
+                          <w:sz w:val="32"/>
+                          <w:szCs w:val="32"/>
+                        </w:rPr>
+                      </w:pPr>
+                      <w:r>
+                        <w:rPr>
+                          <w:rFonts w:ascii="Segoe UI" w:hAnsi="Segoe UI" w:cs="Segoe UI"/>
+                          <w:color w:val="CBD5E1"/>
+                          <w:sz w:val="32"/>
+                          <w:szCs w:val="32"/>
+                        </w:rPr>
+                        <w:t>Part 2: Companies, Work and Money</w:t>
+                      </w:r>
+                    </w:p>
+                    <w:p>
+                      <w:pPr>
+                        <w:spacing w:after="0"/>
+                        <w:rPr>
+                          <w:rFonts w:ascii="Segoe UI" w:hAnsi="Segoe UI" w:cs="Segoe UI"/>
+                          <w:color w:val="CBD5E1"/>
+                          <w:sz w:val="32"/>
+                          <w:szCs w:val="32"/>
+                        </w:rPr>
+                      </w:pPr>
+                      <w:r>
+                        <w:rPr>
+                          <w:rFonts w:ascii="Segoe UI" w:hAnsi="Segoe UI" w:cs="Segoe UI"/>
+                          <w:color w:val="CBD5E1"/>
+                          <w:sz w:val="32"/>
+                          <w:szCs w:val="32"/>
+                        </w:rPr>
+                        <w:t>Part 3: Markets, Risk and the Global Economy</w:t>
+                      </w:r>
+                    </w:p>
+                    <w:p>
+                      <w:pPr>
+                        <w:spacing w:after="0"/>
+                        <w:rPr>
+                          <w:rFonts w:ascii="Segoe UI" w:hAnsi="Segoe UI" w:cs="Segoe UI"/>
+                          <w:color w:val="CBD5E1"/>
+                          <w:sz w:val="32"/>
+                          <w:szCs w:val="32"/>
+                        </w:rPr>
+                      </w:pPr>
+                      <w:r>
+                        <w:rPr>
+                          <w:rFonts w:ascii="Segoe UI" w:hAnsi="Segoe UI" w:cs="Segoe UI"/>
+                          <w:color w:val="CBD5E1"/>
+                          <w:sz w:val="32"/>
+                          <w:szCs w:val="32"/>
+                        </w:rPr>
+                        <w:t>Part 4: Money, Society and the Future</w:t>
+                      </w:r>
+                    </w:p>
+                    <w:p>
+                      <w:pPr>
+                        <w:spacing w:after="0"/>
+                        <w:rPr>
+                          <w:rFonts w:ascii="Segoe UI" w:hAnsi="Segoe UI" w:cs="Segoe UI"/>
+                          <w:color w:val="CBD5E1"/>
+                          <w:sz w:val="32"/>
+                          <w:szCs w:val="32"/>
+                        </w:rPr>
+                      </w:pPr>
+                    </w:p>
+                  </w:txbxContent>
+                </v:textbox>
+                <w10:wrap type="square" anchorx="page" anchory="page"/>
+              </v:shape>
+            </w:pict>
+          </mc:Fallback>
+        </mc:AlternateContent>
+      </w:r>
+      <w:r>
+        <w:rPr>
+          <w:noProof/>
+        </w:rPr>
+        <mc:AlternateContent>
+          <mc:Choice Requires="wps">
+            <w:drawing>
+              <wp:anchor distT="45720" distB="45720" distL="114300" distR="114300" simplePos="0" relativeHeight="251664384" behindDoc="0" locked="0" layoutInCell="1" allowOverlap="1" wp14:anchorId="7A84AB10" wp14:editId="6B358358">
+                <wp:simplePos x="0" y="0"/>
+                <wp:positionH relativeFrom="page">
+                  <wp:posOffset>8461375</wp:posOffset>
+                </wp:positionH>
+                <wp:positionV relativeFrom="page">
+                  <wp:posOffset>1296035</wp:posOffset>
+                </wp:positionV>
+                <wp:extent cx="5832000" cy="2678400"/>
+                <wp:effectExtent l="0" t="0" r="0" b="0"/>
                 <wp:wrapSquare wrapText="bothSides"/>
                 <wp:docPr id="877386829" name="Text Box 2"/>
                 <wp:cNvGraphicFramePr>
@@ -34,7 +436,7 @@
                       <wps:spPr bwMode="auto">
                         <a:xfrm>
                           <a:off x="0" y="0"/>
-                          <a:ext cx="2360930" cy="2679700"/>
+                          <a:ext cx="5832000" cy="2678400"/>
                         </a:xfrm>
                         <a:prstGeom prst="rect">
                           <a:avLst/>
@@ -54,7 +456,7 @@
                               <w:spacing w:after="0" w:line="216" w:lineRule="auto"/>
                               <w:jc w:val="center"/>
                               <w:rPr>
-                                <w:rFonts w:ascii="Segoe UI Black" w:hAnsi="Segoe UI Black" w:cs="Segoe UI Semibold"/>
+                                <w:rFonts w:ascii="Segoe UI Black" w:hAnsi="Segoe UI Black" w:cs="Segoe UI Semibold" w:hint="eastAsia"/>
                                 <w:color w:val="FDE047"/>
                                 <w:sz w:val="192"/>
                                 <w:szCs w:val="192"/>
@@ -86,6 +488,15 @@
                                 <w:szCs w:val="192"/>
                               </w:rPr>
                               <w:t>Finance</w:t>
+                            </w:r>
+                            <w:r>
+                              <w:rPr>
+                                <w:rFonts w:ascii="Segoe UI Black" w:hAnsi="Segoe UI Black" w:cs="Segoe UI Semibold" w:hint="eastAsia"/>
+                                <w:color w:val="FDE047"/>
+                                <w:sz w:val="192"/>
+                                <w:szCs w:val="192"/>
+                              </w:rPr>
+                              <w:t xml:space="preserve"> 2</w:t>
                             </w:r>
                           </w:p>
                         </w:txbxContent>
@@ -97,7 +508,7 @@
                   </a:graphicData>
                 </a:graphic>
                 <wp14:sizeRelH relativeFrom="margin">
-                  <wp14:pctWidth>40000</wp14:pctWidth>
+                  <wp14:pctWidth>0</wp14:pctWidth>
                 </wp14:sizeRelH>
                 <wp14:sizeRelV relativeFrom="margin">
                   <wp14:pctHeight>0</wp14:pctHeight>
@@ -107,11 +518,7 @@
           </mc:Choice>
           <mc:Fallback>
             <w:pict>
-              <v:shapetype w14:anchorId="7A84AB10" id="_x0000_t202" coordsize="21600,21600" o:spt="202" path="m,l,21600r21600,l21600,xe">
-                <v:stroke joinstyle="miter"/>
-                <v:path gradientshapeok="t" o:connecttype="rect"/>
-              </v:shapetype>
-              <v:shape id="Text Box 2" o:spid="_x0000_s1026" type="#_x0000_t202" style="position:absolute;margin-left:638.25pt;margin-top:73.4pt;width:185.9pt;height:211pt;z-index:251664384;visibility:visible;mso-wrap-style:square;mso-width-percent:400;mso-height-percent:0;mso-wrap-distance-left:9pt;mso-wrap-distance-top:3.6pt;mso-wrap-distance-right:9pt;mso-wrap-distance-bottom:3.6pt;mso-position-horizontal:absolute;mso-position-horizontal-relative:text;mso-position-vertical:absolute;mso-position-vertical-relative:text;mso-width-percent:400;mso-height-percent:0;mso-width-relative:margin;mso-height-relative:margin;v-text-anchor:top" o:gfxdata="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" filled="f" stroked="f">
+              <v:shape w14:anchorId="7A84AB10" id="_x0000_s1027" type="#_x0000_t202" style="position:absolute;margin-left:666.25pt;margin-top:102.05pt;width:459.2pt;height:210.9pt;z-index:251664384;visibility:visible;mso-wrap-style:square;mso-width-percent:0;mso-height-percent:0;mso-wrap-distance-left:9pt;mso-wrap-distance-top:3.6pt;mso-wrap-distance-right:9pt;mso-wrap-distance-bottom:3.6pt;mso-position-horizontal:absolute;mso-position-horizontal-relative:page;mso-position-vertical:absolute;mso-position-vertical-relative:page;mso-width-percent:0;mso-height-percent:0;mso-width-relative:margin;mso-height-relative:margin;v-text-anchor:top" o:gfxdata="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" filled="f" stroked="f">
                 <v:textbox>
                   <w:txbxContent>
                     <w:p>
@@ -152,10 +559,19 @@
                         </w:rPr>
                         <w:t>Finance</w:t>
                       </w:r>
+                      <w:r>
+                        <w:rPr>
+                          <w:rFonts w:ascii="Segoe UI Black" w:hAnsi="Segoe UI Black" w:cs="Segoe UI Semibold" w:hint="eastAsia"/>
+                          <w:color w:val="FDE047"/>
+                          <w:sz w:val="192"/>
+                          <w:szCs w:val="192"/>
+                        </w:rPr>
+                        <w:t xml:space="preserve"> 2</w:t>
+                      </w:r>
                     </w:p>
                   </w:txbxContent>
                 </v:textbox>
-                <w10:wrap type="square"/>
+                <w10:wrap type="square" anchorx="page" anchory="page"/>
               </v:shape>
             </w:pict>
           </mc:Fallback>
@@ -279,7 +695,7 @@
           </mc:Choice>
           <mc:Fallback>
             <w:pict>
-              <v:shape w14:anchorId="271ED558" id="_x0000_s1027" type="#_x0000_t202" style="position:absolute;margin-left:618.05pt;margin-top:415.65pt;width:493.5pt;height:110.6pt;z-index:251666432;visibility:visible;mso-wrap-style:square;mso-width-percent:0;mso-height-percent:200;mso-wrap-distance-left:9pt;mso-wrap-distance-top:3.6pt;mso-wrap-distance-right:9pt;mso-wrap-distance-bottom:3.6pt;mso-position-horizontal:absolute;mso-position-horizontal-relative:text;mso-position-vertical:absolute;mso-position-vertical-relative:text;mso-width-percent:0;mso-height-percent:200;mso-width-relative:margin;mso-height-relative:margin;v-text-anchor:top" o:gfxdata="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" filled="f" stroked="f">
+              <v:shape w14:anchorId="271ED558" id="_x0000_s1028" type="#_x0000_t202" style="position:absolute;margin-left:618.05pt;margin-top:415.65pt;width:493.5pt;height:110.6pt;z-index:251666432;visibility:visible;mso-wrap-style:square;mso-width-percent:0;mso-height-percent:200;mso-wrap-distance-left:9pt;mso-wrap-distance-top:3.6pt;mso-wrap-distance-right:9pt;mso-wrap-distance-bottom:3.6pt;mso-position-horizontal:absolute;mso-position-horizontal-relative:text;mso-position-vertical:absolute;mso-position-vertical-relative:text;mso-width-percent:0;mso-height-percent:200;mso-width-relative:margin;mso-height-relative:margin;v-text-anchor:top" o:gfxdata="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" filled="f" stroked="f">
                 <v:textbox style="mso-fit-shape-to-text:t">
                   <w:txbxContent>
                     <w:p>
@@ -445,7 +861,7 @@
           </mc:Choice>
           <mc:Fallback>
             <w:pict>
-              <v:shape w14:anchorId="33DB0847" id="_x0000_s1028" type="#_x0000_t202" style="position:absolute;margin-left:637.45pt;margin-top:740.3pt;width:185.9pt;height:45pt;z-index:251668480;visibility:visible;mso-wrap-style:square;mso-width-percent:400;mso-height-percent:0;mso-wrap-distance-left:9pt;mso-wrap-distance-top:3.6pt;mso-wrap-distance-right:9pt;mso-wrap-distance-bottom:3.6pt;mso-position-horizontal:absolute;mso-position-horizontal-relative:margin;mso-position-vertical:absolute;mso-position-vertical-relative:margin;mso-width-percent:400;mso-height-percent:0;mso-width-relative:margin;mso-height-relative:margin;v-text-anchor:top" o:gfxdata="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" filled="f" stroked="f">
+              <v:shape w14:anchorId="33DB0847" id="_x0000_s1029" type="#_x0000_t202" style="position:absolute;margin-left:637.45pt;margin-top:740.3pt;width:185.9pt;height:45pt;z-index:251668480;visibility:visible;mso-wrap-style:square;mso-width-percent:400;mso-height-percent:0;mso-wrap-distance-left:9pt;mso-wrap-distance-top:3.6pt;mso-wrap-distance-right:9pt;mso-wrap-distance-bottom:3.6pt;mso-position-horizontal:absolute;mso-position-horizontal-relative:margin;mso-position-vertical:absolute;mso-position-vertical-relative:margin;mso-width-percent:400;mso-height-percent:0;mso-width-relative:margin;mso-height-relative:margin;v-text-anchor:top" o:gfxdata="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" filled="f" stroked="f">
                 <v:textbox>
                   <w:txbxContent>
                     <w:p>
@@ -499,7 +915,7 @@
           <w:noProof/>
         </w:rPr>
         <w:drawing>
-          <wp:anchor distT="0" distB="0" distL="114300" distR="114300" simplePos="0" relativeHeight="251660288" behindDoc="0" locked="0" layoutInCell="1" allowOverlap="1" wp14:anchorId="7AE10234" wp14:editId="1C982A75">
+          <wp:anchor distT="0" distB="0" distL="114300" distR="114300" simplePos="0" relativeHeight="251660288" behindDoc="0" locked="0" layoutInCell="1" allowOverlap="1" wp14:anchorId="7AE10234" wp14:editId="3341D7B9">
             <wp:simplePos x="0" y="0"/>
             <wp:positionH relativeFrom="margin">
               <wp:posOffset>2332990</wp:posOffset>
@@ -553,206 +969,6 @@
             </wp14:sizeRelV>
           </wp:anchor>
         </w:drawing>
-      </w:r>
-      <w:r>
-        <w:rPr>
-          <w:noProof/>
-        </w:rPr>
-        <mc:AlternateContent>
-          <mc:Choice Requires="wps">
-            <w:drawing>
-              <wp:anchor distT="45720" distB="45720" distL="114300" distR="114300" simplePos="0" relativeHeight="251659264" behindDoc="0" locked="0" layoutInCell="1" allowOverlap="1" wp14:anchorId="5A7296D7" wp14:editId="14A183AD">
-                <wp:simplePos x="0" y="0"/>
-                <wp:positionH relativeFrom="column">
-                  <wp:posOffset>1127125</wp:posOffset>
-                </wp:positionH>
-                <wp:positionV relativeFrom="paragraph">
-                  <wp:posOffset>1620520</wp:posOffset>
-                </wp:positionV>
-                <wp:extent cx="4586400" cy="4395600"/>
-                <wp:effectExtent l="0" t="0" r="0" b="5080"/>
-                <wp:wrapSquare wrapText="bothSides"/>
-                <wp:docPr id="217" name="Text Box 2"/>
-                <wp:cNvGraphicFramePr>
-                  <a:graphicFrameLocks xmlns:a="http://schemas.openxmlformats.org/drawingml/2006/main"/>
-                </wp:cNvGraphicFramePr>
-                <a:graphic xmlns:a="http://schemas.openxmlformats.org/drawingml/2006/main">
-                  <a:graphicData uri="http://schemas.microsoft.com/office/word/2010/wordprocessingShape">
-                    <wps:wsp>
-                      <wps:cNvSpPr txBox="1">
-                        <a:spLocks noChangeArrowheads="1"/>
-                      </wps:cNvSpPr>
-                      <wps:spPr bwMode="auto">
-                        <a:xfrm>
-                          <a:off x="0" y="0"/>
-                          <a:ext cx="4586400" cy="4395600"/>
-                        </a:xfrm>
-                        <a:prstGeom prst="rect">
-                          <a:avLst/>
-                        </a:prstGeom>
-                        <a:noFill/>
-                        <a:ln w="9525">
-                          <a:noFill/>
-                          <a:miter lim="800000"/>
-                          <a:headEnd/>
-                          <a:tailEnd/>
-                        </a:ln>
-                      </wps:spPr>
-                      <wps:txbx>
-                        <w:txbxContent>
-                          <w:p>
-                            <w:pPr>
-                              <w:rPr>
-                                <w:rFonts w:ascii="Segoe UI" w:hAnsi="Segoe UI" w:cs="Segoe UI"/>
-                                <w:color w:val="CBD5E1"/>
-                                <w:sz w:val="32"/>
-                                <w:szCs w:val="32"/>
-                              </w:rPr>
-                            </w:pPr>
-                            <w:r>
-                              <w:rPr>
-                                <w:rFonts w:ascii="Segoe UI" w:hAnsi="Segoe UI" w:cs="Segoe UI"/>
-                                <w:b/>
-                                <w:bCs/>
-                                <w:color w:val="CBD5E1"/>
-                                <w:sz w:val="32"/>
-                                <w:szCs w:val="32"/>
-                              </w:rPr>
-                              <w:t>Let’s Talk Finance</w:t>
-                            </w:r>
-                            <w:r>
-                              <w:rPr>
-                                <w:rFonts w:ascii="Segoe UI" w:hAnsi="Segoe UI" w:cs="Segoe UI"/>
-                                <w:b/>
-                                <w:bCs/>
-                                <w:color w:val="CBD5E1"/>
-                                <w:sz w:val="32"/>
-                                <w:szCs w:val="32"/>
-                              </w:rPr>
-                              <w:t xml:space="preserve"> 2</w:t>
-                            </w:r>
-                            <w:r>
-                              <w:rPr>
-                                <w:rFonts w:ascii="Segoe UI" w:hAnsi="Segoe UI" w:cs="Segoe UI"/>
-                                <w:color w:val="CBD5E1"/>
-                                <w:sz w:val="32"/>
-                                <w:szCs w:val="32"/>
-                              </w:rPr>
-                              <w:t xml:space="preserve"> presents 20 further reading articles on real-world financial themes. Each topic pairs a carefully sourced reading with a vocabulary focus, reading-comprehension questions and upper-intermediate level discussion questions that promote critical thinking and debate, all backed by numbered source notes.</w:t>
-                            </w:r>
-                          </w:p>
-                          <w:p>
-                            <w:pPr>
-                              <w:rPr>
-                                <w:rFonts w:ascii="Segoe UI" w:hAnsi="Segoe UI" w:cs="Segoe UI"/>
-                                <w:color w:val="CBD5E1"/>
-                                <w:sz w:val="32"/>
-                                <w:szCs w:val="32"/>
-                              </w:rPr>
-                            </w:pPr>
-                            <w:r>
-                              <w:rPr>
-                                <w:rFonts w:ascii="Segoe UI" w:hAnsi="Segoe UI" w:cs="Segoe UI"/>
-                                <w:color w:val="CBD5E1"/>
-                                <w:sz w:val="32"/>
-                                <w:szCs w:val="32"/>
-                              </w:rPr>
-                              <w:t>Designed for upper-intermediate learners and above, this textbook is perfect for students and professionals who wish to sharpen their English fluency while deepening their understanding of key finance concepts.</w:t>
-                            </w:r>
-                          </w:p>
-                        </w:txbxContent>
-                      </wps:txbx>
-                      <wps:bodyPr rot="0" vert="horz" wrap="square" lIns="91440" tIns="45720" rIns="91440" bIns="45720" anchor="t" anchorCtr="0">
-                        <a:noAutofit/>
-                      </wps:bodyPr>
-                    </wps:wsp>
-                  </a:graphicData>
-                </a:graphic>
-                <wp14:sizeRelH relativeFrom="margin">
-                  <wp14:pctWidth>0</wp14:pctWidth>
-                </wp14:sizeRelH>
-                <wp14:sizeRelV relativeFrom="margin">
-                  <wp14:pctHeight>0</wp14:pctHeight>
-                </wp14:sizeRelV>
-              </wp:anchor>
-            </w:drawing>
-          </mc:Choice>
-          <mc:Fallback>
-            <w:pict>
-              <v:shapetype w14:anchorId="5A7296D7" id="_x0000_t202" coordsize="21600,21600" o:spt="202" path="m,l,21600r21600,l21600,xe">
-                <v:stroke joinstyle="miter"/>
-                <v:path gradientshapeok="t" o:connecttype="rect"/>
-              </v:shapetype>
-              <v:shape id="_x0000_s1029" type="#_x0000_t202" style="position:absolute;margin-left:88.75pt;margin-top:127.6pt;width:361.15pt;height:346.1pt;z-index:251659264;visibility:visible;mso-wrap-style:square;mso-width-percent:0;mso-height-percent:0;mso-wrap-distance-left:9pt;mso-wrap-distance-top:3.6pt;mso-wrap-distance-right:9pt;mso-wrap-distance-bottom:3.6pt;mso-position-horizontal:absolute;mso-position-horizontal-relative:text;mso-position-vertical:absolute;mso-position-vertical-relative:text;mso-width-percent:0;mso-height-percent:0;mso-width-relative:margin;mso-height-relative:margin;v-text-anchor:top" o:gfxdata="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" filled="f" stroked="f">
-                <v:textbox>
-                  <w:txbxContent>
-                    <w:p>
-                      <w:pPr>
-                        <w:rPr>
-                          <w:rFonts w:ascii="Segoe UI" w:hAnsi="Segoe UI" w:cs="Segoe UI"/>
-                          <w:color w:val="CBD5E1"/>
-                          <w:sz w:val="32"/>
-                          <w:szCs w:val="32"/>
-                        </w:rPr>
-                      </w:pPr>
-                      <w:r>
-                        <w:rPr>
-                          <w:rFonts w:ascii="Segoe UI" w:hAnsi="Segoe UI" w:cs="Segoe UI"/>
-                          <w:b/>
-                          <w:bCs/>
-                          <w:color w:val="CBD5E1"/>
-                          <w:sz w:val="32"/>
-                          <w:szCs w:val="32"/>
-                        </w:rPr>
-                        <w:t>Let’s Talk Finance</w:t>
-                      </w:r>
-                      <w:r>
-                        <w:rPr>
-                          <w:rFonts w:ascii="Segoe UI" w:hAnsi="Segoe UI" w:cs="Segoe UI"/>
-                          <w:b/>
-                          <w:bCs/>
-                          <w:color w:val="CBD5E1"/>
-                          <w:sz w:val="32"/>
-                          <w:szCs w:val="32"/>
-                        </w:rPr>
-                        <w:t xml:space="preserve"> 2</w:t>
-                      </w:r>
-                      <w:r>
-                        <w:rPr>
-                          <w:rFonts w:ascii="Segoe UI" w:hAnsi="Segoe UI" w:cs="Segoe UI"/>
-                          <w:color w:val="CBD5E1"/>
-                          <w:sz w:val="32"/>
-                          <w:szCs w:val="32"/>
-                        </w:rPr>
-                        <w:t xml:space="preserve"> presents 20 further reading articles on real-world financial themes. Each topic pairs a carefully sourced reading with a vocabulary focus, reading-comprehension questions and upper-intermediate level discussion questions that promote critical thinking and debate, all backed by numbered source notes.</w:t>
-                      </w:r>
-                    </w:p>
-                    <w:p>
-                      <w:pPr>
-                        <w:rPr>
-                          <w:rFonts w:ascii="Segoe UI" w:hAnsi="Segoe UI" w:cs="Segoe UI"/>
-                          <w:color w:val="CBD5E1"/>
-                          <w:sz w:val="32"/>
-                          <w:szCs w:val="32"/>
-                        </w:rPr>
-                      </w:pPr>
-                      <w:r>
-                        <w:rPr>
-                          <w:rFonts w:ascii="Segoe UI" w:hAnsi="Segoe UI" w:cs="Segoe UI"/>
-                          <w:color w:val="CBD5E1"/>
-                          <w:sz w:val="32"/>
-                          <w:szCs w:val="32"/>
-                        </w:rPr>
-                        <w:t>Designed for upper-intermediate learners and above, this textbook is perfect for students and professionals who wish to sharpen their English fluency while deepening their understanding of key finance concepts.</w:t>
-                      </w:r>
-                    </w:p>
-                  </w:txbxContent>
-                </v:textbox>
-                <w10:wrap type="square"/>
-              </v:shape>
-            </w:pict>
-          </mc:Fallback>
-        </mc:AlternateContent>
       </w:r>
       <w:r>
         <w:rPr>
@@ -1953,6 +2169,71 @@
     <w:uiPriority w:val="99"/>
     <w:rsid w:val="006F0627"/>
   </w:style>
+  <w:style w:type="paragraph" w:styleId="HTMLPreformatted">
+    <w:name w:val="HTML Preformatted"/>
+    <w:basedOn w:val="Normal"/>
+    <w:link w:val="HTMLPreformattedChar"/>
+    <w:uiPriority w:val="99"/>
+    <w:semiHidden/>
+    <w:unhideWhenUsed/>
+    <w:rsid w:val="00954497"/>
+    <w:pPr>
+      <w:tabs>
+        <w:tab w:val="left" w:pos="916"/>
+        <w:tab w:val="left" w:pos="1832"/>
+        <w:tab w:val="left" w:pos="2748"/>
+        <w:tab w:val="left" w:pos="3664"/>
+        <w:tab w:val="left" w:pos="4580"/>
+        <w:tab w:val="left" w:pos="5496"/>
+        <w:tab w:val="left" w:pos="6412"/>
+        <w:tab w:val="left" w:pos="7328"/>
+        <w:tab w:val="left" w:pos="8244"/>
+        <w:tab w:val="left" w:pos="9160"/>
+        <w:tab w:val="left" w:pos="10076"/>
+        <w:tab w:val="left" w:pos="10992"/>
+        <w:tab w:val="left" w:pos="11908"/>
+        <w:tab w:val="left" w:pos="12824"/>
+        <w:tab w:val="left" w:pos="13740"/>
+        <w:tab w:val="left" w:pos="14656"/>
+      </w:tabs>
+      <w:spacing w:after="0" w:line="240" w:lineRule="auto"/>
+    </w:pPr>
+    <w:rPr>
+      <w:rFonts w:ascii="Courier New" w:eastAsia="Times New Roman" w:hAnsi="Courier New" w:cs="Courier New"/>
+      <w:kern w:val="0"/>
+      <w:sz w:val="20"/>
+      <w:szCs w:val="20"/>
+      <w14:ligatures w14:val="none"/>
+    </w:rPr>
+  </w:style>
+  <w:style w:type="character" w:customStyle="1" w:styleId="HTMLPreformattedChar">
+    <w:name w:val="HTML Preformatted Char"/>
+    <w:basedOn w:val="DefaultParagraphFont"/>
+    <w:link w:val="HTMLPreformatted"/>
+    <w:uiPriority w:val="99"/>
+    <w:semiHidden/>
+    <w:rsid w:val="00954497"/>
+    <w:rPr>
+      <w:rFonts w:ascii="Courier New" w:eastAsia="Times New Roman" w:hAnsi="Courier New" w:cs="Courier New"/>
+      <w:kern w:val="0"/>
+      <w:sz w:val="20"/>
+      <w:szCs w:val="20"/>
+      <w14:ligatures w14:val="none"/>
+    </w:rPr>
+  </w:style>
+  <w:style w:type="character" w:styleId="HTMLCode">
+    <w:name w:val="HTML Code"/>
+    <w:basedOn w:val="DefaultParagraphFont"/>
+    <w:uiPriority w:val="99"/>
+    <w:semiHidden/>
+    <w:unhideWhenUsed/>
+    <w:rsid w:val="00954497"/>
+    <w:rPr>
+      <w:rFonts w:ascii="Courier New" w:eastAsia="Times New Roman" w:hAnsi="Courier New" w:cs="Courier New"/>
+      <w:sz w:val="20"/>
+      <w:szCs w:val="20"/>
+    </w:rPr>
+  </w:style>
 </w:styles>
 </file>
 
